--- a/flow/20230914_vu_template/drafts/2024-12-g/15-НД-Гл.5-Праотців-Єлевтерія.docx
+++ b/flow/20230914_vu_template/drafts/2024-12-g/15-НД-Гл.5-Праотців-Єлевтерія.docx
@@ -3338,197 +3338,852 @@
     </w:p>
     <w:p>
       <w:pPr>
+        <w:spacing w:after="120"/>
+        <w:jc w:val="both"/>
+      </w:pPr>
+      <w:r>
+        <w:rPr>
+          <w:rFonts w:ascii="Times New Roman" w:hAnsi="Times New Roman"/>
+          <w:i/>
+          <w:color w:val="FF0000"/>
+          <w:sz w:val="24"/>
+        </w:rPr>
+        <w:t>Стих:</w:t>
+      </w:r>
+      <w:r>
+        <w:rPr>
+          <w:rFonts w:ascii="Times New Roman" w:hAnsi="Times New Roman"/>
+          <w:i/>
+          <w:sz w:val="24"/>
+        </w:rPr>
+        <w:t xml:space="preserve"> </w:t>
+      </w:r>
+      <w:r>
+        <w:rPr>
+          <w:rFonts w:ascii="Times New Roman" w:hAnsi="Times New Roman"/>
+          <w:sz w:val="24"/>
+          <w:u w:val="single"/>
+        </w:rPr>
+        <w:t>Коли́</w:t>
+      </w:r>
+      <w:r>
+        <w:rPr>
+          <w:rFonts w:ascii="Times New Roman" w:hAnsi="Times New Roman"/>
+          <w:sz w:val="24"/>
+          <w:u w:val="single"/>
+        </w:rPr>
+        <w:t xml:space="preserve"> </w:t>
+      </w:r>
+      <w:r>
+        <w:rPr>
+          <w:rFonts w:ascii="Times New Roman" w:hAnsi="Times New Roman"/>
+          <w:sz w:val="24"/>
+          <w:u w:val="single"/>
+        </w:rPr>
+        <w:t>Ти,</w:t>
+      </w:r>
+      <w:r>
+        <w:rPr>
+          <w:rFonts w:ascii="Times New Roman" w:hAnsi="Times New Roman"/>
+          <w:sz w:val="24"/>
+          <w:u w:val="single"/>
+        </w:rPr>
+        <w:t xml:space="preserve"> </w:t>
+      </w:r>
+      <w:r>
+        <w:rPr>
+          <w:rFonts w:ascii="Times New Roman" w:hAnsi="Times New Roman"/>
+          <w:sz w:val="24"/>
+          <w:u w:val="single"/>
+        </w:rPr>
+        <w:t>Го́споди,</w:t>
+      </w:r>
+      <w:r>
+        <w:rPr>
+          <w:rFonts w:ascii="Times New Roman" w:hAnsi="Times New Roman"/>
+          <w:sz w:val="24"/>
+          <w:u w:val="single"/>
+        </w:rPr>
+        <w:t xml:space="preserve"> </w:t>
+      </w:r>
+      <w:r>
+        <w:rPr>
+          <w:rFonts w:ascii="Times New Roman" w:hAnsi="Times New Roman"/>
+          <w:sz w:val="24"/>
+          <w:u w:val="single"/>
+        </w:rPr>
+        <w:t>зважа́тимеш</w:t>
+      </w:r>
+      <w:r>
+        <w:rPr>
+          <w:rFonts w:ascii="Times New Roman" w:hAnsi="Times New Roman"/>
+          <w:sz w:val="24"/>
+          <w:u w:val="single"/>
+        </w:rPr>
+        <w:t xml:space="preserve"> </w:t>
+      </w:r>
+      <w:r>
+        <w:rPr>
+          <w:rFonts w:ascii="Times New Roman" w:hAnsi="Times New Roman"/>
+          <w:sz w:val="24"/>
+          <w:u w:val="single"/>
+        </w:rPr>
+        <w:t>на</w:t>
+      </w:r>
+      <w:r>
+        <w:rPr>
+          <w:rFonts w:ascii="Times New Roman" w:hAnsi="Times New Roman"/>
+          <w:sz w:val="24"/>
+          <w:u w:val="single"/>
+        </w:rPr>
+        <w:t xml:space="preserve"> </w:t>
+      </w:r>
+      <w:r>
+        <w:rPr>
+          <w:rFonts w:ascii="Times New Roman" w:hAnsi="Times New Roman"/>
+          <w:sz w:val="24"/>
+          <w:u w:val="single"/>
+        </w:rPr>
+        <w:t>беззако́ння,</w:t>
+      </w:r>
+      <w:r>
+        <w:rPr>
+          <w:rFonts w:ascii="Times New Roman" w:hAnsi="Times New Roman"/>
+          <w:sz w:val="24"/>
+          <w:u w:val="single"/>
+        </w:rPr>
+        <w:t xml:space="preserve"> </w:t>
+      </w:r>
+      <w:r>
+        <w:rPr>
+          <w:rFonts w:ascii="Times New Roman" w:hAnsi="Times New Roman"/>
+          <w:sz w:val="24"/>
+          <w:u w:val="single"/>
+        </w:rPr>
+        <w:t>то</w:t>
+      </w:r>
+      <w:r>
+        <w:rPr>
+          <w:rFonts w:ascii="Times New Roman" w:hAnsi="Times New Roman"/>
+          <w:sz w:val="24"/>
+          <w:u w:val="single"/>
+        </w:rPr>
+        <w:t xml:space="preserve"> </w:t>
+      </w:r>
+      <w:r>
+        <w:rPr>
+          <w:rFonts w:ascii="Times New Roman" w:hAnsi="Times New Roman"/>
+          <w:sz w:val="24"/>
+          <w:u w:val="single"/>
+        </w:rPr>
+        <w:t>хто</w:t>
+      </w:r>
+      <w:r>
+        <w:rPr>
+          <w:rFonts w:ascii="Times New Roman" w:hAnsi="Times New Roman"/>
+          <w:sz w:val="24"/>
+          <w:u w:val="single"/>
+        </w:rPr>
+        <w:t xml:space="preserve"> </w:t>
+      </w:r>
+      <w:r>
+        <w:rPr>
+          <w:rFonts w:ascii="Times New Roman" w:hAnsi="Times New Roman"/>
+          <w:sz w:val="24"/>
+          <w:u w:val="single"/>
+        </w:rPr>
+        <w:t>всто́їться,</w:t>
+      </w:r>
+      <w:r>
+        <w:rPr>
+          <w:rFonts w:ascii="Times New Roman" w:hAnsi="Times New Roman"/>
+          <w:sz w:val="24"/>
+          <w:u w:val="single"/>
+        </w:rPr>
+        <w:t xml:space="preserve"> </w:t>
+      </w:r>
+      <w:r>
+        <w:rPr>
+          <w:rFonts w:ascii="Times New Roman" w:hAnsi="Times New Roman"/>
+          <w:sz w:val="24"/>
+          <w:u w:val="single"/>
+        </w:rPr>
+        <w:t>Го́споди.*</w:t>
+      </w:r>
+      <w:r>
+        <w:rPr>
+          <w:rFonts w:ascii="Times New Roman" w:hAnsi="Times New Roman"/>
+          <w:sz w:val="24"/>
+          <w:u w:val="single"/>
+        </w:rPr>
+        <w:t xml:space="preserve"> </w:t>
+      </w:r>
+      <w:r>
+        <w:rPr>
+          <w:rFonts w:ascii="Times New Roman" w:hAnsi="Times New Roman"/>
+          <w:sz w:val="24"/>
+          <w:u w:val="single"/>
+        </w:rPr>
+        <w:t>Та</w:t>
+      </w:r>
+      <w:r>
+        <w:rPr>
+          <w:rFonts w:ascii="Times New Roman" w:hAnsi="Times New Roman"/>
+          <w:sz w:val="24"/>
+          <w:u w:val="single"/>
+        </w:rPr>
+        <w:t xml:space="preserve"> </w:t>
+      </w:r>
+      <w:r>
+        <w:rPr>
+          <w:rFonts w:ascii="Times New Roman" w:hAnsi="Times New Roman"/>
+          <w:sz w:val="24"/>
+          <w:u w:val="single"/>
+        </w:rPr>
+        <w:t>в</w:t>
+      </w:r>
+      <w:r>
+        <w:rPr>
+          <w:rFonts w:ascii="Times New Roman" w:hAnsi="Times New Roman"/>
+          <w:sz w:val="24"/>
+          <w:u w:val="single"/>
+        </w:rPr>
+        <w:t xml:space="preserve"> </w:t>
+      </w:r>
+      <w:r>
+        <w:rPr>
+          <w:rFonts w:ascii="Times New Roman" w:hAnsi="Times New Roman"/>
+          <w:sz w:val="24"/>
+          <w:u w:val="single"/>
+        </w:rPr>
+        <w:t>Те́бе</w:t>
+      </w:r>
+      <w:r>
+        <w:rPr>
+          <w:rFonts w:ascii="Times New Roman" w:hAnsi="Times New Roman"/>
+          <w:sz w:val="24"/>
+          <w:u w:val="single"/>
+        </w:rPr>
+        <w:t xml:space="preserve"> </w:t>
+      </w:r>
+      <w:r>
+        <w:rPr>
+          <w:rFonts w:ascii="Times New Roman" w:hAnsi="Times New Roman"/>
+          <w:sz w:val="24"/>
+          <w:u w:val="single"/>
+        </w:rPr>
+        <w:t>є</w:t>
+      </w:r>
+      <w:r>
+        <w:rPr>
+          <w:rFonts w:ascii="Times New Roman" w:hAnsi="Times New Roman"/>
+          <w:sz w:val="24"/>
+          <w:u w:val="single"/>
+        </w:rPr>
+        <w:t xml:space="preserve"> </w:t>
+      </w:r>
+      <w:r>
+        <w:rPr>
+          <w:rFonts w:ascii="Times New Roman" w:hAnsi="Times New Roman"/>
+          <w:sz w:val="24"/>
+          <w:u w:val="single"/>
+        </w:rPr>
+        <w:t>проще́ння.</w:t>
+      </w:r>
+    </w:p>
+    <w:p>
+      <w:pPr>
+        <w:spacing w:before="240" w:after="120"/>
+        <w:jc w:val="both"/>
+        <w:rPr>
+          <w:rFonts w:ascii="Times New Roman" w:eastAsia="Times New Roman" w:hAnsi="Times New Roman" w:cs="Times New Roman"/>
+          <w:i/>
+          <w:color w:val="FF0000"/>
+          <w:sz w:val="24"/>
+          <w:szCs w:val="24"/>
+        </w:rPr>
+      </w:pPr>
+      <w:r>
+        <w:rPr>
+          <w:rFonts w:ascii="Times New Roman" w:eastAsia="Times New Roman" w:hAnsi="Times New Roman" w:cs="Times New Roman"/>
+          <w:sz w:val="24"/>
+          <w:szCs w:val="24"/>
+        </w:rPr>
+        <w:t>Славимо Христа, начальника нашого спасіння,* бо коли він воскрес із мертвих,* світ з обману визволився, хор ангельський радіє,* втікає демонська омана,* упалий Адам підводиться, диявол же утратив силу.</w:t>
+      </w:r>
+    </w:p>
+    <w:p>
+      <w:pPr>
+        <w:spacing w:after="120"/>
+        <w:jc w:val="both"/>
+      </w:pPr>
+      <w:r>
+        <w:rPr>
+          <w:rFonts w:ascii="Times New Roman" w:hAnsi="Times New Roman"/>
+          <w:i/>
+          <w:color w:val="FF0000"/>
+          <w:sz w:val="24"/>
+        </w:rPr>
+        <w:t>Стих:</w:t>
+      </w:r>
+      <w:r>
+        <w:rPr>
+          <w:rFonts w:ascii="Times New Roman" w:hAnsi="Times New Roman"/>
+          <w:i/>
+          <w:sz w:val="24"/>
+        </w:rPr>
+        <w:t xml:space="preserve"> </w:t>
+      </w:r>
+      <w:r>
+        <w:rPr>
+          <w:rFonts w:ascii="Times New Roman" w:hAnsi="Times New Roman"/>
+          <w:sz w:val="24"/>
+          <w:u w:val="single"/>
+        </w:rPr>
+        <w:t>За́для</w:t>
+      </w:r>
+      <w:r>
+        <w:rPr>
+          <w:rFonts w:ascii="Times New Roman" w:hAnsi="Times New Roman"/>
+          <w:sz w:val="24"/>
+          <w:u w:val="single"/>
+        </w:rPr>
+        <w:t xml:space="preserve"> </w:t>
+      </w:r>
+      <w:r>
+        <w:rPr>
+          <w:rFonts w:ascii="Times New Roman" w:hAnsi="Times New Roman"/>
+          <w:sz w:val="24"/>
+          <w:u w:val="single"/>
+        </w:rPr>
+        <w:t>І́мени</w:t>
+      </w:r>
+      <w:r>
+        <w:rPr>
+          <w:rFonts w:ascii="Times New Roman" w:hAnsi="Times New Roman"/>
+          <w:sz w:val="24"/>
+          <w:u w:val="single"/>
+        </w:rPr>
+        <w:t xml:space="preserve"> </w:t>
+      </w:r>
+      <w:r>
+        <w:rPr>
+          <w:rFonts w:ascii="Times New Roman" w:hAnsi="Times New Roman"/>
+          <w:sz w:val="24"/>
+          <w:u w:val="single"/>
+        </w:rPr>
+        <w:t>Твого́</w:t>
+      </w:r>
+      <w:r>
+        <w:rPr>
+          <w:rFonts w:ascii="Times New Roman" w:hAnsi="Times New Roman"/>
+          <w:sz w:val="24"/>
+          <w:u w:val="single"/>
+        </w:rPr>
+        <w:t xml:space="preserve"> </w:t>
+      </w:r>
+      <w:r>
+        <w:rPr>
+          <w:rFonts w:ascii="Times New Roman" w:hAnsi="Times New Roman"/>
+          <w:sz w:val="24"/>
+          <w:u w:val="single"/>
+        </w:rPr>
+        <w:t>наді́юсь</w:t>
+      </w:r>
+      <w:r>
+        <w:rPr>
+          <w:rFonts w:ascii="Times New Roman" w:hAnsi="Times New Roman"/>
+          <w:sz w:val="24"/>
+          <w:u w:val="single"/>
+        </w:rPr>
+        <w:t xml:space="preserve"> </w:t>
+      </w:r>
+      <w:r>
+        <w:rPr>
+          <w:rFonts w:ascii="Times New Roman" w:hAnsi="Times New Roman"/>
+          <w:sz w:val="24"/>
+          <w:u w:val="single"/>
+        </w:rPr>
+        <w:t>на</w:t>
+      </w:r>
+      <w:r>
+        <w:rPr>
+          <w:rFonts w:ascii="Times New Roman" w:hAnsi="Times New Roman"/>
+          <w:sz w:val="24"/>
+          <w:u w:val="single"/>
+        </w:rPr>
+        <w:t xml:space="preserve"> </w:t>
+      </w:r>
+      <w:r>
+        <w:rPr>
+          <w:rFonts w:ascii="Times New Roman" w:hAnsi="Times New Roman"/>
+          <w:sz w:val="24"/>
+          <w:u w:val="single"/>
+        </w:rPr>
+        <w:t>Те́бе,</w:t>
+      </w:r>
+      <w:r>
+        <w:rPr>
+          <w:rFonts w:ascii="Times New Roman" w:hAnsi="Times New Roman"/>
+          <w:sz w:val="24"/>
+          <w:u w:val="single"/>
+        </w:rPr>
+        <w:t xml:space="preserve"> </w:t>
+      </w:r>
+      <w:r>
+        <w:rPr>
+          <w:rFonts w:ascii="Times New Roman" w:hAnsi="Times New Roman"/>
+          <w:sz w:val="24"/>
+          <w:u w:val="single"/>
+        </w:rPr>
+        <w:t>Го́споди,</w:t>
+      </w:r>
+      <w:r>
+        <w:rPr>
+          <w:rFonts w:ascii="Times New Roman" w:hAnsi="Times New Roman"/>
+          <w:sz w:val="24"/>
+          <w:u w:val="single"/>
+        </w:rPr>
+        <w:t xml:space="preserve"> </w:t>
+      </w:r>
+      <w:r>
+        <w:rPr>
+          <w:rFonts w:ascii="Times New Roman" w:hAnsi="Times New Roman"/>
+          <w:sz w:val="24"/>
+          <w:u w:val="single"/>
+        </w:rPr>
+        <w:t>наді́ється</w:t>
+      </w:r>
+      <w:r>
+        <w:rPr>
+          <w:rFonts w:ascii="Times New Roman" w:hAnsi="Times New Roman"/>
+          <w:sz w:val="24"/>
+          <w:u w:val="single"/>
+        </w:rPr>
+        <w:t xml:space="preserve"> </w:t>
+      </w:r>
+      <w:r>
+        <w:rPr>
+          <w:rFonts w:ascii="Times New Roman" w:hAnsi="Times New Roman"/>
+          <w:sz w:val="24"/>
+          <w:u w:val="single"/>
+        </w:rPr>
+        <w:t>душа́</w:t>
+      </w:r>
+      <w:r>
+        <w:rPr>
+          <w:rFonts w:ascii="Times New Roman" w:hAnsi="Times New Roman"/>
+          <w:sz w:val="24"/>
+          <w:u w:val="single"/>
+        </w:rPr>
+        <w:t xml:space="preserve"> </w:t>
+      </w:r>
+      <w:r>
+        <w:rPr>
+          <w:rFonts w:ascii="Times New Roman" w:hAnsi="Times New Roman"/>
+          <w:sz w:val="24"/>
+          <w:u w:val="single"/>
+        </w:rPr>
+        <w:t>моя́</w:t>
+      </w:r>
+      <w:r>
+        <w:rPr>
+          <w:rFonts w:ascii="Times New Roman" w:hAnsi="Times New Roman"/>
+          <w:sz w:val="24"/>
+          <w:u w:val="single"/>
+        </w:rPr>
+        <w:t xml:space="preserve"> </w:t>
+      </w:r>
+      <w:r>
+        <w:rPr>
+          <w:rFonts w:ascii="Times New Roman" w:hAnsi="Times New Roman"/>
+          <w:sz w:val="24"/>
+          <w:u w:val="single"/>
+        </w:rPr>
+        <w:t>на</w:t>
+      </w:r>
+      <w:r>
+        <w:rPr>
+          <w:rFonts w:ascii="Times New Roman" w:hAnsi="Times New Roman"/>
+          <w:sz w:val="24"/>
+          <w:u w:val="single"/>
+        </w:rPr>
+        <w:t xml:space="preserve"> </w:t>
+      </w:r>
+      <w:r>
+        <w:rPr>
+          <w:rFonts w:ascii="Times New Roman" w:hAnsi="Times New Roman"/>
+          <w:sz w:val="24"/>
+          <w:u w:val="single"/>
+        </w:rPr>
+        <w:t>сло́во</w:t>
+      </w:r>
+      <w:r>
+        <w:rPr>
+          <w:rFonts w:ascii="Times New Roman" w:hAnsi="Times New Roman"/>
+          <w:sz w:val="24"/>
+          <w:u w:val="single"/>
+        </w:rPr>
+        <w:t xml:space="preserve"> </w:t>
+      </w:r>
+      <w:r>
+        <w:rPr>
+          <w:rFonts w:ascii="Times New Roman" w:hAnsi="Times New Roman"/>
+          <w:sz w:val="24"/>
+          <w:u w:val="single"/>
+        </w:rPr>
+        <w:t>Твоє́;*</w:t>
+      </w:r>
+      <w:r>
+        <w:rPr>
+          <w:rFonts w:ascii="Times New Roman" w:hAnsi="Times New Roman"/>
+          <w:sz w:val="24"/>
+          <w:u w:val="single"/>
+        </w:rPr>
+        <w:t xml:space="preserve"> </w:t>
+      </w:r>
+      <w:r>
+        <w:rPr>
+          <w:rFonts w:ascii="Times New Roman" w:hAnsi="Times New Roman"/>
+          <w:sz w:val="24"/>
+          <w:u w:val="single"/>
+        </w:rPr>
+        <w:t>наді́ється</w:t>
+      </w:r>
+      <w:r>
+        <w:rPr>
+          <w:rFonts w:ascii="Times New Roman" w:hAnsi="Times New Roman"/>
+          <w:sz w:val="24"/>
+          <w:u w:val="single"/>
+        </w:rPr>
+        <w:t xml:space="preserve"> </w:t>
+      </w:r>
+      <w:r>
+        <w:rPr>
+          <w:rFonts w:ascii="Times New Roman" w:hAnsi="Times New Roman"/>
+          <w:sz w:val="24"/>
+          <w:u w:val="single"/>
+        </w:rPr>
+        <w:t>душа́</w:t>
+      </w:r>
+      <w:r>
+        <w:rPr>
+          <w:rFonts w:ascii="Times New Roman" w:hAnsi="Times New Roman"/>
+          <w:sz w:val="24"/>
+          <w:u w:val="single"/>
+        </w:rPr>
+        <w:t xml:space="preserve"> </w:t>
+      </w:r>
+      <w:r>
+        <w:rPr>
+          <w:rFonts w:ascii="Times New Roman" w:hAnsi="Times New Roman"/>
+          <w:sz w:val="24"/>
+          <w:u w:val="single"/>
+        </w:rPr>
+        <w:t>моя́</w:t>
+      </w:r>
+      <w:r>
+        <w:rPr>
+          <w:rFonts w:ascii="Times New Roman" w:hAnsi="Times New Roman"/>
+          <w:sz w:val="24"/>
+          <w:u w:val="single"/>
+        </w:rPr>
+        <w:t xml:space="preserve"> </w:t>
+      </w:r>
+      <w:r>
+        <w:rPr>
+          <w:rFonts w:ascii="Times New Roman" w:hAnsi="Times New Roman"/>
+          <w:sz w:val="24"/>
+          <w:u w:val="single"/>
+        </w:rPr>
+        <w:t>на</w:t>
+      </w:r>
+      <w:r>
+        <w:rPr>
+          <w:rFonts w:ascii="Times New Roman" w:hAnsi="Times New Roman"/>
+          <w:sz w:val="24"/>
+          <w:u w:val="single"/>
+        </w:rPr>
+        <w:t xml:space="preserve"> </w:t>
+      </w:r>
+      <w:r>
+        <w:rPr>
+          <w:rFonts w:ascii="Times New Roman" w:hAnsi="Times New Roman"/>
+          <w:sz w:val="24"/>
+          <w:u w:val="single"/>
+        </w:rPr>
+        <w:t>Го́спода.</w:t>
+      </w:r>
+    </w:p>
+    <w:p>
+      <w:pPr>
+        <w:spacing w:before="240" w:after="120"/>
+        <w:jc w:val="both"/>
+        <w:rPr>
+          <w:rFonts w:ascii="Times New Roman" w:eastAsia="Times New Roman" w:hAnsi="Times New Roman" w:cs="Times New Roman"/>
+          <w:sz w:val="24"/>
+          <w:szCs w:val="24"/>
+        </w:rPr>
+      </w:pPr>
+      <w:r>
+        <w:rPr>
+          <w:rFonts w:ascii="Times New Roman" w:eastAsia="Times New Roman" w:hAnsi="Times New Roman" w:cs="Times New Roman"/>
+          <w:sz w:val="24"/>
+          <w:szCs w:val="24"/>
+        </w:rPr>
+        <w:t>Повчали сторожу нечестивці:* Затаїть Христове воскресіння!* – і, взявши срібняки, кажіть:* Коли ми спали, вкрадено з гробу мертвого.* Хто бачив, хто чув коли, щоб украдено померлого,* ще й намаз</w:t>
+      </w:r>
+      <w:r>
+        <w:rPr>
+          <w:rFonts w:ascii="Times New Roman" w:eastAsia="Times New Roman" w:hAnsi="Times New Roman" w:cs="Times New Roman"/>
+          <w:sz w:val="24"/>
+          <w:szCs w:val="24"/>
+        </w:rPr>
+        <w:t>аного і нагого,* що лишив у гробі й свої похоронні полотна?* Не обманюйте себе, невірні,* але навчіться сказань пророків і зрозумійте,* що він справді – Спаситель світу і Всемогутній.</w:t>
+      </w:r>
+    </w:p>
+    <w:p>
+      <w:pPr>
+        <w:spacing w:after="120"/>
+        <w:jc w:val="both"/>
+      </w:pPr>
+      <w:r>
+        <w:rPr>
+          <w:rFonts w:ascii="Times New Roman" w:hAnsi="Times New Roman"/>
+          <w:i/>
+          <w:color w:val="FF0000"/>
+          <w:sz w:val="24"/>
+        </w:rPr>
+        <w:t>Стих:</w:t>
+      </w:r>
+      <w:r>
+        <w:rPr>
+          <w:rFonts w:ascii="Times New Roman" w:hAnsi="Times New Roman"/>
+          <w:i/>
+          <w:sz w:val="24"/>
+        </w:rPr>
+        <w:t xml:space="preserve"> </w:t>
+      </w:r>
+      <w:r>
+        <w:rPr>
+          <w:rFonts w:ascii="Times New Roman" w:hAnsi="Times New Roman"/>
+          <w:sz w:val="24"/>
+          <w:u w:val="single"/>
+        </w:rPr>
+        <w:t>Від</w:t>
+      </w:r>
+      <w:r>
+        <w:rPr>
+          <w:rFonts w:ascii="Times New Roman" w:hAnsi="Times New Roman"/>
+          <w:sz w:val="24"/>
+          <w:u w:val="single"/>
+        </w:rPr>
+        <w:t xml:space="preserve"> </w:t>
+      </w:r>
+      <w:r>
+        <w:rPr>
+          <w:rFonts w:ascii="Times New Roman" w:hAnsi="Times New Roman"/>
+          <w:sz w:val="24"/>
+          <w:u w:val="single"/>
+        </w:rPr>
+        <w:t>ра́нньої</w:t>
+      </w:r>
+      <w:r>
+        <w:rPr>
+          <w:rFonts w:ascii="Times New Roman" w:hAnsi="Times New Roman"/>
+          <w:sz w:val="24"/>
+          <w:u w:val="single"/>
+        </w:rPr>
+        <w:t xml:space="preserve"> </w:t>
+      </w:r>
+      <w:r>
+        <w:rPr>
+          <w:rFonts w:ascii="Times New Roman" w:hAnsi="Times New Roman"/>
+          <w:sz w:val="24"/>
+          <w:u w:val="single"/>
+        </w:rPr>
+        <w:t>сторо́жі</w:t>
+      </w:r>
+      <w:r>
+        <w:rPr>
+          <w:rFonts w:ascii="Times New Roman" w:hAnsi="Times New Roman"/>
+          <w:sz w:val="24"/>
+          <w:u w:val="single"/>
+        </w:rPr>
+        <w:t xml:space="preserve"> </w:t>
+      </w:r>
+      <w:r>
+        <w:rPr>
+          <w:rFonts w:ascii="Times New Roman" w:hAnsi="Times New Roman"/>
+          <w:sz w:val="24"/>
+          <w:u w:val="single"/>
+        </w:rPr>
+        <w:t>до</w:t>
+      </w:r>
+      <w:r>
+        <w:rPr>
+          <w:rFonts w:ascii="Times New Roman" w:hAnsi="Times New Roman"/>
+          <w:sz w:val="24"/>
+          <w:u w:val="single"/>
+        </w:rPr>
+        <w:t xml:space="preserve"> </w:t>
+      </w:r>
+      <w:r>
+        <w:rPr>
+          <w:rFonts w:ascii="Times New Roman" w:hAnsi="Times New Roman"/>
+          <w:sz w:val="24"/>
+          <w:u w:val="single"/>
+        </w:rPr>
+        <w:t>но́чі</w:t>
+      </w:r>
+      <w:r>
+        <w:rPr>
+          <w:rFonts w:ascii="Times New Roman" w:hAnsi="Times New Roman"/>
+          <w:sz w:val="24"/>
+          <w:u w:val="single"/>
+        </w:rPr>
+        <w:t xml:space="preserve"> </w:t>
+      </w:r>
+      <w:r>
+        <w:rPr>
+          <w:rFonts w:ascii="Times New Roman" w:hAnsi="Times New Roman"/>
+          <w:sz w:val="24"/>
+          <w:u w:val="single"/>
+        </w:rPr>
+        <w:t>від</w:t>
+      </w:r>
+      <w:r>
+        <w:rPr>
+          <w:rFonts w:ascii="Times New Roman" w:hAnsi="Times New Roman"/>
+          <w:sz w:val="24"/>
+          <w:u w:val="single"/>
+        </w:rPr>
+        <w:t xml:space="preserve"> </w:t>
+      </w:r>
+      <w:r>
+        <w:rPr>
+          <w:rFonts w:ascii="Times New Roman" w:hAnsi="Times New Roman"/>
+          <w:sz w:val="24"/>
+          <w:u w:val="single"/>
+        </w:rPr>
+        <w:t>ра́нньої</w:t>
+      </w:r>
+      <w:r>
+        <w:rPr>
+          <w:rFonts w:ascii="Times New Roman" w:hAnsi="Times New Roman"/>
+          <w:sz w:val="24"/>
+          <w:u w:val="single"/>
+        </w:rPr>
+        <w:t xml:space="preserve"> </w:t>
+      </w:r>
+      <w:r>
+        <w:rPr>
+          <w:rFonts w:ascii="Times New Roman" w:hAnsi="Times New Roman"/>
+          <w:sz w:val="24"/>
+          <w:u w:val="single"/>
+        </w:rPr>
+        <w:t>сторо́жі*</w:t>
+      </w:r>
+      <w:r>
+        <w:rPr>
+          <w:rFonts w:ascii="Times New Roman" w:hAnsi="Times New Roman"/>
+          <w:sz w:val="24"/>
+          <w:u w:val="single"/>
+        </w:rPr>
+        <w:t xml:space="preserve"> </w:t>
+      </w:r>
+      <w:r>
+        <w:rPr>
+          <w:rFonts w:ascii="Times New Roman" w:hAnsi="Times New Roman"/>
+          <w:sz w:val="24"/>
+          <w:u w:val="single"/>
+        </w:rPr>
+        <w:t>неха́й</w:t>
+      </w:r>
+      <w:r>
+        <w:rPr>
+          <w:rFonts w:ascii="Times New Roman" w:hAnsi="Times New Roman"/>
+          <w:sz w:val="24"/>
+          <w:u w:val="single"/>
+        </w:rPr>
+        <w:t xml:space="preserve"> </w:t>
+      </w:r>
+      <w:r>
+        <w:rPr>
+          <w:rFonts w:ascii="Times New Roman" w:hAnsi="Times New Roman"/>
+          <w:sz w:val="24"/>
+          <w:u w:val="single"/>
+        </w:rPr>
+        <w:t>упова́є</w:t>
+      </w:r>
+      <w:r>
+        <w:rPr>
+          <w:rFonts w:ascii="Times New Roman" w:hAnsi="Times New Roman"/>
+          <w:sz w:val="24"/>
+          <w:u w:val="single"/>
+        </w:rPr>
+        <w:t xml:space="preserve"> </w:t>
+      </w:r>
+      <w:r>
+        <w:rPr>
+          <w:rFonts w:ascii="Times New Roman" w:hAnsi="Times New Roman"/>
+          <w:sz w:val="24"/>
+          <w:u w:val="single"/>
+        </w:rPr>
+        <w:t>Ізра́їль</w:t>
+      </w:r>
+      <w:r>
+        <w:rPr>
+          <w:rFonts w:ascii="Times New Roman" w:hAnsi="Times New Roman"/>
+          <w:sz w:val="24"/>
+          <w:u w:val="single"/>
+        </w:rPr>
+        <w:t xml:space="preserve"> </w:t>
+      </w:r>
+      <w:r>
+        <w:rPr>
+          <w:rFonts w:ascii="Times New Roman" w:hAnsi="Times New Roman"/>
+          <w:sz w:val="24"/>
+          <w:u w:val="single"/>
+        </w:rPr>
+        <w:t>на</w:t>
+      </w:r>
+      <w:r>
+        <w:rPr>
+          <w:rFonts w:ascii="Times New Roman" w:hAnsi="Times New Roman"/>
+          <w:sz w:val="24"/>
+          <w:u w:val="single"/>
+        </w:rPr>
+        <w:t xml:space="preserve"> </w:t>
+      </w:r>
+      <w:r>
+        <w:rPr>
+          <w:rFonts w:ascii="Times New Roman" w:hAnsi="Times New Roman"/>
+          <w:sz w:val="24"/>
+          <w:u w:val="single"/>
+        </w:rPr>
+        <w:t>Го́спода.</w:t>
+      </w:r>
+    </w:p>
+    <w:p>
+      <w:pPr>
         <w:spacing w:after="120" w:line="240" w:lineRule="auto"/>
         <w:jc w:val="both"/>
         <w:rPr>
           <w:rFonts w:ascii="Times New Roman" w:eastAsia="Times New Roman" w:hAnsi="Times New Roman" w:cs="Times New Roman"/>
           <w:sz w:val="24"/>
           <w:szCs w:val="24"/>
-          <w:u w:val="single"/>
-        </w:rPr>
-      </w:pPr>
-      <w:r>
-        <w:rPr>
-          <w:rFonts w:ascii="Times New Roman" w:eastAsia="Times New Roman" w:hAnsi="Times New Roman" w:cs="Times New Roman"/>
-          <w:i/>
-          <w:color w:val="FF0000"/>
-          <w:sz w:val="24"/>
-          <w:szCs w:val="24"/>
-        </w:rPr>
-        <w:t>Стих:</w:t>
-      </w:r>
-      <w:r>
-        <w:rPr>
-          <w:rFonts w:ascii="Times New Roman" w:eastAsia="Times New Roman" w:hAnsi="Times New Roman" w:cs="Times New Roman"/>
-          <w:i/>
-          <w:sz w:val="24"/>
-          <w:szCs w:val="24"/>
-        </w:rPr>
-        <w:t xml:space="preserve"> </w:t>
-      </w:r>
-      <w:r>
-        <w:rPr>
-          <w:rFonts w:ascii="Times New Roman" w:eastAsia="Times New Roman" w:hAnsi="Times New Roman" w:cs="Times New Roman"/>
-          <w:sz w:val="24"/>
-          <w:szCs w:val="24"/>
-          <w:u w:val="single"/>
-        </w:rPr>
-        <w:t>Коли ти, Господи, зважатимеш на беззаконня,* то хто встоїться, Господи, та в тебе є прощення.</w:t>
-      </w:r>
-    </w:p>
-    <w:p>
-      <w:pPr>
-        <w:spacing w:before="240" w:after="120"/>
-        <w:jc w:val="both"/>
-        <w:rPr>
-          <w:rFonts w:ascii="Times New Roman" w:eastAsia="Times New Roman" w:hAnsi="Times New Roman" w:cs="Times New Roman"/>
-          <w:i/>
-          <w:color w:val="FF0000"/>
-          <w:sz w:val="24"/>
-          <w:szCs w:val="24"/>
-        </w:rPr>
-      </w:pPr>
-      <w:r>
-        <w:rPr>
-          <w:rFonts w:ascii="Times New Roman" w:eastAsia="Times New Roman" w:hAnsi="Times New Roman" w:cs="Times New Roman"/>
-          <w:sz w:val="24"/>
-          <w:szCs w:val="24"/>
-        </w:rPr>
-        <w:t>Славимо Христа, начальника нашого спасіння,* бо коли він воскрес із мертвих,* світ з обману визволився, хор ангельський радіє,* втікає демонська омана,* упалий Адам підводиться, диявол же утратив силу.</w:t>
-      </w:r>
-    </w:p>
-    <w:p>
-      <w:pPr>
-        <w:spacing w:after="120" w:line="240" w:lineRule="auto"/>
-        <w:jc w:val="both"/>
-        <w:rPr>
-          <w:rFonts w:ascii="Times New Roman" w:eastAsia="Times New Roman" w:hAnsi="Times New Roman" w:cs="Times New Roman"/>
-          <w:sz w:val="24"/>
-          <w:szCs w:val="24"/>
-          <w:u w:val="single"/>
-        </w:rPr>
-      </w:pPr>
-      <w:r>
-        <w:rPr>
-          <w:rFonts w:ascii="Times New Roman" w:eastAsia="Times New Roman" w:hAnsi="Times New Roman" w:cs="Times New Roman"/>
-          <w:i/>
-          <w:color w:val="FF0000"/>
-          <w:sz w:val="24"/>
-          <w:szCs w:val="24"/>
-        </w:rPr>
-        <w:t xml:space="preserve">Стих: </w:t>
-      </w:r>
-      <w:r>
-        <w:rPr>
-          <w:rFonts w:ascii="Times New Roman" w:eastAsia="Times New Roman" w:hAnsi="Times New Roman" w:cs="Times New Roman"/>
-          <w:sz w:val="24"/>
-          <w:szCs w:val="24"/>
-          <w:u w:val="single"/>
-        </w:rPr>
-        <w:t>Задля імени твого надіюсь на тебе, Господи,* над</w:t>
-      </w:r>
-      <w:r>
-        <w:rPr>
-          <w:rFonts w:ascii="Times New Roman" w:eastAsia="Times New Roman" w:hAnsi="Times New Roman" w:cs="Times New Roman"/>
-          <w:sz w:val="24"/>
-          <w:szCs w:val="24"/>
-          <w:u w:val="single"/>
-        </w:rPr>
-        <w:t>іється душа моя на слово твоє; надіється душа моя на Господа.</w:t>
-      </w:r>
-    </w:p>
-    <w:p>
-      <w:pPr>
-        <w:spacing w:before="240" w:after="120"/>
-        <w:jc w:val="both"/>
-        <w:rPr>
-          <w:rFonts w:ascii="Times New Roman" w:eastAsia="Times New Roman" w:hAnsi="Times New Roman" w:cs="Times New Roman"/>
-          <w:sz w:val="24"/>
-          <w:szCs w:val="24"/>
-        </w:rPr>
-      </w:pPr>
-      <w:r>
-        <w:rPr>
-          <w:rFonts w:ascii="Times New Roman" w:eastAsia="Times New Roman" w:hAnsi="Times New Roman" w:cs="Times New Roman"/>
-          <w:sz w:val="24"/>
-          <w:szCs w:val="24"/>
-        </w:rPr>
-        <w:t>Повчали сторожу нечестивці:* Затаїть Христове воскресіння!* – і, взявши срібняки, кажіть:* Коли ми спали, вкрадено з гробу мертвого.* Хто бачив, хто чув коли, щоб украдено померлого,* ще й намаз</w:t>
-      </w:r>
-      <w:r>
-        <w:rPr>
-          <w:rFonts w:ascii="Times New Roman" w:eastAsia="Times New Roman" w:hAnsi="Times New Roman" w:cs="Times New Roman"/>
-          <w:sz w:val="24"/>
-          <w:szCs w:val="24"/>
-        </w:rPr>
-        <w:t>аного і нагого,* що лишив у гробі й свої похоронні полотна?* Не обманюйте себе, невірні,* але навчіться сказань пророків і зрозумійте,* що він справді – Спаситель світу і Всемогутній.</w:t>
-      </w:r>
-    </w:p>
-    <w:p>
-      <w:pPr>
-        <w:spacing w:after="120" w:line="240" w:lineRule="auto"/>
-        <w:jc w:val="both"/>
-        <w:rPr>
-          <w:rFonts w:ascii="Times New Roman" w:eastAsia="Times New Roman" w:hAnsi="Times New Roman" w:cs="Times New Roman"/>
-          <w:sz w:val="24"/>
-          <w:szCs w:val="24"/>
-        </w:rPr>
-      </w:pPr>
-      <w:r>
-        <w:rPr>
-          <w:rFonts w:ascii="Times New Roman" w:eastAsia="Times New Roman" w:hAnsi="Times New Roman" w:cs="Times New Roman"/>
-          <w:i/>
-          <w:color w:val="FF0000"/>
-          <w:sz w:val="24"/>
-          <w:szCs w:val="24"/>
-        </w:rPr>
-        <w:t>Стих:</w:t>
-      </w:r>
-      <w:r>
-        <w:rPr>
-          <w:rFonts w:ascii="Times New Roman" w:eastAsia="Times New Roman" w:hAnsi="Times New Roman" w:cs="Times New Roman"/>
-          <w:i/>
-          <w:sz w:val="24"/>
-          <w:szCs w:val="24"/>
-        </w:rPr>
-        <w:t xml:space="preserve"> </w:t>
-      </w:r>
-      <w:r>
-        <w:rPr>
-          <w:rFonts w:ascii="Times New Roman" w:eastAsia="Times New Roman" w:hAnsi="Times New Roman" w:cs="Times New Roman"/>
-          <w:sz w:val="24"/>
-          <w:szCs w:val="24"/>
-        </w:rPr>
-        <w:t>Від ранньої сторожі до ночі* від ранньої сторожі нехай уповає Ізра</w:t>
-      </w:r>
-      <w:r>
-        <w:rPr>
-          <w:rFonts w:ascii="Times New Roman" w:eastAsia="Times New Roman" w:hAnsi="Times New Roman" w:cs="Times New Roman"/>
-          <w:sz w:val="24"/>
-          <w:szCs w:val="24"/>
-        </w:rPr>
-        <w:t>їль на Господа.</w:t>
-      </w:r>
-    </w:p>
-    <w:p>
-      <w:pPr>
-        <w:spacing w:after="120" w:line="240" w:lineRule="auto"/>
-        <w:jc w:val="both"/>
-        <w:rPr>
-          <w:rFonts w:ascii="Times New Roman" w:eastAsia="Times New Roman" w:hAnsi="Times New Roman" w:cs="Times New Roman"/>
-          <w:sz w:val="24"/>
-          <w:szCs w:val="24"/>
-        </w:rPr>
-      </w:pPr>
-      <w:r>
-        <w:rPr>
-          <w:rFonts w:ascii="Times New Roman" w:eastAsia="Times New Roman" w:hAnsi="Times New Roman" w:cs="Times New Roman"/>
-          <w:i/>
-          <w:color w:val="FF0000"/>
-          <w:sz w:val="24"/>
-          <w:szCs w:val="24"/>
-        </w:rPr>
-        <w:t>(г. 8):</w:t>
+        </w:rPr>
+      </w:pPr>
+      <w:r>
+        <w:rPr>
+          <w:rFonts w:ascii="Times New Roman" w:eastAsia="Times New Roman" w:hAnsi="Times New Roman" w:cs="Times New Roman"/>
+          <w:i/>
+          <w:color w:val="FF0000"/>
+          <w:sz w:val="24"/>
+          <w:szCs w:val="24"/>
+        </w:rPr>
+        <w:t>(г. 8):</w:t>
       </w:r>
       <w:sdt>
         <w:sdtPr>
@@ -3558,31 +4213,273 @@
     </w:p>
     <w:p>
       <w:pPr>
-        <w:spacing w:after="120" w:line="240" w:lineRule="auto"/>
-        <w:jc w:val="both"/>
-        <w:rPr>
-          <w:rFonts w:ascii="Times New Roman" w:eastAsia="Times New Roman" w:hAnsi="Times New Roman" w:cs="Times New Roman"/>
-          <w:sz w:val="24"/>
-          <w:szCs w:val="24"/>
-        </w:rPr>
-      </w:pPr>
-      <w:r>
-        <w:rPr>
-          <w:rFonts w:ascii="Times New Roman" w:eastAsia="Times New Roman" w:hAnsi="Times New Roman" w:cs="Times New Roman"/>
-          <w:i/>
-          <w:color w:val="FF0000"/>
-          <w:sz w:val="24"/>
-          <w:szCs w:val="24"/>
-        </w:rPr>
-        <w:t xml:space="preserve">Стих: </w:t>
-      </w:r>
-      <w:r>
-        <w:rPr>
-          <w:rFonts w:ascii="Times New Roman" w:eastAsia="Times New Roman" w:hAnsi="Times New Roman" w:cs="Times New Roman"/>
-          <w:sz w:val="24"/>
-          <w:szCs w:val="24"/>
-        </w:rPr>
-        <w:t>Бо в Господа милість і відкуплення велике в нього;* він визволить Ізраїля від усього беззаконня його.</w:t>
+        <w:spacing w:after="120"/>
+        <w:jc w:val="both"/>
+      </w:pPr>
+      <w:r>
+        <w:rPr>
+          <w:rFonts w:ascii="Times New Roman" w:hAnsi="Times New Roman"/>
+          <w:i/>
+          <w:color w:val="FF0000"/>
+          <w:sz w:val="24"/>
+        </w:rPr>
+        <w:t>Стих:</w:t>
+      </w:r>
+      <w:r>
+        <w:rPr>
+          <w:rFonts w:ascii="Times New Roman" w:hAnsi="Times New Roman"/>
+          <w:i/>
+          <w:sz w:val="24"/>
+        </w:rPr>
+        <w:t xml:space="preserve"> </w:t>
+      </w:r>
+      <w:r>
+        <w:rPr>
+          <w:rFonts w:ascii="Times New Roman" w:hAnsi="Times New Roman"/>
+          <w:sz w:val="24"/>
+          <w:u w:val="single"/>
+        </w:rPr>
+        <w:t>Бо</w:t>
+      </w:r>
+      <w:r>
+        <w:rPr>
+          <w:rFonts w:ascii="Times New Roman" w:hAnsi="Times New Roman"/>
+          <w:sz w:val="24"/>
+          <w:u w:val="single"/>
+        </w:rPr>
+        <w:t xml:space="preserve"> </w:t>
+      </w:r>
+      <w:r>
+        <w:rPr>
+          <w:rFonts w:ascii="Times New Roman" w:hAnsi="Times New Roman"/>
+          <w:sz w:val="24"/>
+          <w:u w:val="single"/>
+        </w:rPr>
+        <w:t>в</w:t>
+      </w:r>
+      <w:r>
+        <w:rPr>
+          <w:rFonts w:ascii="Times New Roman" w:hAnsi="Times New Roman"/>
+          <w:sz w:val="24"/>
+          <w:u w:val="single"/>
+        </w:rPr>
+        <w:t xml:space="preserve"> </w:t>
+      </w:r>
+      <w:r>
+        <w:rPr>
+          <w:rFonts w:ascii="Times New Roman" w:hAnsi="Times New Roman"/>
+          <w:sz w:val="24"/>
+          <w:u w:val="single"/>
+        </w:rPr>
+        <w:t>Го́спода</w:t>
+      </w:r>
+      <w:r>
+        <w:rPr>
+          <w:rFonts w:ascii="Times New Roman" w:hAnsi="Times New Roman"/>
+          <w:sz w:val="24"/>
+          <w:u w:val="single"/>
+        </w:rPr>
+        <w:t xml:space="preserve"> </w:t>
+      </w:r>
+      <w:r>
+        <w:rPr>
+          <w:rFonts w:ascii="Times New Roman" w:hAnsi="Times New Roman"/>
+          <w:sz w:val="24"/>
+          <w:u w:val="single"/>
+        </w:rPr>
+        <w:t>ми́лість</w:t>
+      </w:r>
+      <w:r>
+        <w:rPr>
+          <w:rFonts w:ascii="Times New Roman" w:hAnsi="Times New Roman"/>
+          <w:sz w:val="24"/>
+          <w:u w:val="single"/>
+        </w:rPr>
+        <w:t xml:space="preserve"> </w:t>
+      </w:r>
+      <w:r>
+        <w:rPr>
+          <w:rFonts w:ascii="Times New Roman" w:hAnsi="Times New Roman"/>
+          <w:sz w:val="24"/>
+          <w:u w:val="single"/>
+        </w:rPr>
+        <w:t>і</w:t>
+      </w:r>
+      <w:r>
+        <w:rPr>
+          <w:rFonts w:ascii="Times New Roman" w:hAnsi="Times New Roman"/>
+          <w:sz w:val="24"/>
+          <w:u w:val="single"/>
+        </w:rPr>
+        <w:t xml:space="preserve"> </w:t>
+      </w:r>
+      <w:r>
+        <w:rPr>
+          <w:rFonts w:ascii="Times New Roman" w:hAnsi="Times New Roman"/>
+          <w:sz w:val="24"/>
+          <w:u w:val="single"/>
+        </w:rPr>
+        <w:t>відку́плення</w:t>
+      </w:r>
+      <w:r>
+        <w:rPr>
+          <w:rFonts w:ascii="Times New Roman" w:hAnsi="Times New Roman"/>
+          <w:sz w:val="24"/>
+          <w:u w:val="single"/>
+        </w:rPr>
+        <w:t xml:space="preserve"> </w:t>
+      </w:r>
+      <w:r>
+        <w:rPr>
+          <w:rFonts w:ascii="Times New Roman" w:hAnsi="Times New Roman"/>
+          <w:sz w:val="24"/>
+          <w:u w:val="single"/>
+        </w:rPr>
+        <w:t>вели́ке</w:t>
+      </w:r>
+      <w:r>
+        <w:rPr>
+          <w:rFonts w:ascii="Times New Roman" w:hAnsi="Times New Roman"/>
+          <w:sz w:val="24"/>
+          <w:u w:val="single"/>
+        </w:rPr>
+        <w:t xml:space="preserve"> </w:t>
+      </w:r>
+      <w:r>
+        <w:rPr>
+          <w:rFonts w:ascii="Times New Roman" w:hAnsi="Times New Roman"/>
+          <w:sz w:val="24"/>
+          <w:u w:val="single"/>
+        </w:rPr>
+        <w:t>в</w:t>
+      </w:r>
+      <w:r>
+        <w:rPr>
+          <w:rFonts w:ascii="Times New Roman" w:hAnsi="Times New Roman"/>
+          <w:sz w:val="24"/>
+          <w:u w:val="single"/>
+        </w:rPr>
+        <w:t xml:space="preserve"> </w:t>
+      </w:r>
+      <w:r>
+        <w:rPr>
+          <w:rFonts w:ascii="Times New Roman" w:hAnsi="Times New Roman"/>
+          <w:sz w:val="24"/>
+          <w:u w:val="single"/>
+        </w:rPr>
+        <w:t>Ньо́го;*</w:t>
+      </w:r>
+      <w:r>
+        <w:rPr>
+          <w:rFonts w:ascii="Times New Roman" w:hAnsi="Times New Roman"/>
+          <w:sz w:val="24"/>
+          <w:u w:val="single"/>
+        </w:rPr>
+        <w:t xml:space="preserve"> </w:t>
+      </w:r>
+      <w:r>
+        <w:rPr>
+          <w:rFonts w:ascii="Times New Roman" w:hAnsi="Times New Roman"/>
+          <w:sz w:val="24"/>
+          <w:u w:val="single"/>
+        </w:rPr>
+        <w:t>Він</w:t>
+      </w:r>
+      <w:r>
+        <w:rPr>
+          <w:rFonts w:ascii="Times New Roman" w:hAnsi="Times New Roman"/>
+          <w:sz w:val="24"/>
+          <w:u w:val="single"/>
+        </w:rPr>
+        <w:t xml:space="preserve"> </w:t>
+      </w:r>
+      <w:r>
+        <w:rPr>
+          <w:rFonts w:ascii="Times New Roman" w:hAnsi="Times New Roman"/>
+          <w:sz w:val="24"/>
+          <w:u w:val="single"/>
+        </w:rPr>
+        <w:t>ви́зволить</w:t>
+      </w:r>
+      <w:r>
+        <w:rPr>
+          <w:rFonts w:ascii="Times New Roman" w:hAnsi="Times New Roman"/>
+          <w:sz w:val="24"/>
+          <w:u w:val="single"/>
+        </w:rPr>
+        <w:t xml:space="preserve"> </w:t>
+      </w:r>
+      <w:r>
+        <w:rPr>
+          <w:rFonts w:ascii="Times New Roman" w:hAnsi="Times New Roman"/>
+          <w:sz w:val="24"/>
+          <w:u w:val="single"/>
+        </w:rPr>
+        <w:t>Ізра́їля</w:t>
+      </w:r>
+      <w:r>
+        <w:rPr>
+          <w:rFonts w:ascii="Times New Roman" w:hAnsi="Times New Roman"/>
+          <w:sz w:val="24"/>
+          <w:u w:val="single"/>
+        </w:rPr>
+        <w:t xml:space="preserve"> </w:t>
+      </w:r>
+      <w:r>
+        <w:rPr>
+          <w:rFonts w:ascii="Times New Roman" w:hAnsi="Times New Roman"/>
+          <w:sz w:val="24"/>
+          <w:u w:val="single"/>
+        </w:rPr>
+        <w:t>від</w:t>
+      </w:r>
+      <w:r>
+        <w:rPr>
+          <w:rFonts w:ascii="Times New Roman" w:hAnsi="Times New Roman"/>
+          <w:sz w:val="24"/>
+          <w:u w:val="single"/>
+        </w:rPr>
+        <w:t xml:space="preserve"> </w:t>
+      </w:r>
+      <w:r>
+        <w:rPr>
+          <w:rFonts w:ascii="Times New Roman" w:hAnsi="Times New Roman"/>
+          <w:sz w:val="24"/>
+          <w:u w:val="single"/>
+        </w:rPr>
+        <w:t>усьо́го</w:t>
+      </w:r>
+      <w:r>
+        <w:rPr>
+          <w:rFonts w:ascii="Times New Roman" w:hAnsi="Times New Roman"/>
+          <w:sz w:val="24"/>
+          <w:u w:val="single"/>
+        </w:rPr>
+        <w:t xml:space="preserve"> </w:t>
+      </w:r>
+      <w:r>
+        <w:rPr>
+          <w:rFonts w:ascii="Times New Roman" w:hAnsi="Times New Roman"/>
+          <w:sz w:val="24"/>
+          <w:u w:val="single"/>
+        </w:rPr>
+        <w:t>беззако́ння</w:t>
+      </w:r>
+      <w:r>
+        <w:rPr>
+          <w:rFonts w:ascii="Times New Roman" w:hAnsi="Times New Roman"/>
+          <w:sz w:val="24"/>
+          <w:u w:val="single"/>
+        </w:rPr>
+        <w:t xml:space="preserve"> </w:t>
+      </w:r>
+      <w:r>
+        <w:rPr>
+          <w:rFonts w:ascii="Times New Roman" w:hAnsi="Times New Roman"/>
+          <w:sz w:val="24"/>
+          <w:u w:val="single"/>
+        </w:rPr>
+        <w:t>його́.</w:t>
       </w:r>
     </w:p>
     <w:p>
@@ -3663,6 +4560,149 @@
     </w:p>
     <w:p>
       <w:pPr>
+        <w:spacing w:after="120"/>
+        <w:jc w:val="both"/>
+      </w:pPr>
+      <w:r>
+        <w:rPr>
+          <w:rFonts w:ascii="Times New Roman" w:hAnsi="Times New Roman"/>
+          <w:i/>
+          <w:color w:val="FF0000"/>
+          <w:sz w:val="24"/>
+        </w:rPr>
+        <w:t>Стих:</w:t>
+      </w:r>
+      <w:r>
+        <w:rPr>
+          <w:rFonts w:ascii="Times New Roman" w:hAnsi="Times New Roman"/>
+          <w:i/>
+          <w:sz w:val="24"/>
+        </w:rPr>
+        <w:t xml:space="preserve"> </w:t>
+      </w:r>
+      <w:r>
+        <w:rPr>
+          <w:rFonts w:ascii="Times New Roman" w:hAnsi="Times New Roman"/>
+          <w:sz w:val="24"/>
+          <w:u w:val="single"/>
+        </w:rPr>
+        <w:t>Хвалі́те</w:t>
+      </w:r>
+      <w:r>
+        <w:rPr>
+          <w:rFonts w:ascii="Times New Roman" w:hAnsi="Times New Roman"/>
+          <w:sz w:val="24"/>
+          <w:u w:val="single"/>
+        </w:rPr>
+        <w:t xml:space="preserve"> </w:t>
+      </w:r>
+      <w:r>
+        <w:rPr>
+          <w:rFonts w:ascii="Times New Roman" w:hAnsi="Times New Roman"/>
+          <w:sz w:val="24"/>
+          <w:u w:val="single"/>
+        </w:rPr>
+        <w:t>Го́спода</w:t>
+      </w:r>
+      <w:r>
+        <w:rPr>
+          <w:rFonts w:ascii="Times New Roman" w:hAnsi="Times New Roman"/>
+          <w:sz w:val="24"/>
+          <w:u w:val="single"/>
+        </w:rPr>
+        <w:t xml:space="preserve"> </w:t>
+      </w:r>
+      <w:r>
+        <w:rPr>
+          <w:rFonts w:ascii="Times New Roman" w:hAnsi="Times New Roman"/>
+          <w:sz w:val="24"/>
+          <w:u w:val="single"/>
+        </w:rPr>
+        <w:t>всі</w:t>
+      </w:r>
+      <w:r>
+        <w:rPr>
+          <w:rFonts w:ascii="Times New Roman" w:hAnsi="Times New Roman"/>
+          <w:sz w:val="24"/>
+          <w:u w:val="single"/>
+        </w:rPr>
+        <w:t xml:space="preserve"> </w:t>
+      </w:r>
+      <w:r>
+        <w:rPr>
+          <w:rFonts w:ascii="Times New Roman" w:hAnsi="Times New Roman"/>
+          <w:sz w:val="24"/>
+          <w:u w:val="single"/>
+        </w:rPr>
+        <w:t>наро́ди!*</w:t>
+      </w:r>
+      <w:r>
+        <w:rPr>
+          <w:rFonts w:ascii="Times New Roman" w:hAnsi="Times New Roman"/>
+          <w:sz w:val="24"/>
+          <w:u w:val="single"/>
+        </w:rPr>
+        <w:t xml:space="preserve"> </w:t>
+      </w:r>
+      <w:r>
+        <w:rPr>
+          <w:rFonts w:ascii="Times New Roman" w:hAnsi="Times New Roman"/>
+          <w:sz w:val="24"/>
+          <w:u w:val="single"/>
+        </w:rPr>
+        <w:t>Прославля́йте</w:t>
+      </w:r>
+      <w:r>
+        <w:rPr>
+          <w:rFonts w:ascii="Times New Roman" w:hAnsi="Times New Roman"/>
+          <w:sz w:val="24"/>
+          <w:u w:val="single"/>
+        </w:rPr>
+        <w:t xml:space="preserve"> </w:t>
+      </w:r>
+      <w:r>
+        <w:rPr>
+          <w:rFonts w:ascii="Times New Roman" w:hAnsi="Times New Roman"/>
+          <w:sz w:val="24"/>
+          <w:u w:val="single"/>
+        </w:rPr>
+        <w:t>Його́</w:t>
+      </w:r>
+      <w:r>
+        <w:rPr>
+          <w:rFonts w:ascii="Times New Roman" w:hAnsi="Times New Roman"/>
+          <w:sz w:val="24"/>
+          <w:u w:val="single"/>
+        </w:rPr>
+        <w:t xml:space="preserve"> </w:t>
+      </w:r>
+      <w:r>
+        <w:rPr>
+          <w:rFonts w:ascii="Times New Roman" w:hAnsi="Times New Roman"/>
+          <w:sz w:val="24"/>
+          <w:u w:val="single"/>
+        </w:rPr>
+        <w:t>всі</w:t>
+      </w:r>
+      <w:r>
+        <w:rPr>
+          <w:rFonts w:ascii="Times New Roman" w:hAnsi="Times New Roman"/>
+          <w:sz w:val="24"/>
+          <w:u w:val="single"/>
+        </w:rPr>
+        <w:t xml:space="preserve"> </w:t>
+      </w:r>
+      <w:r>
+        <w:rPr>
+          <w:rFonts w:ascii="Times New Roman" w:hAnsi="Times New Roman"/>
+          <w:sz w:val="24"/>
+          <w:u w:val="single"/>
+        </w:rPr>
+        <w:t>лю́ди!</w:t>
+      </w:r>
+    </w:p>
+    <w:p>
+      <w:pPr>
         <w:spacing w:after="120" w:line="240" w:lineRule="auto"/>
         <w:jc w:val="both"/>
         <w:rPr>
@@ -3674,29 +4714,193 @@
       <w:r>
         <w:rPr>
           <w:rFonts w:ascii="Times New Roman" w:eastAsia="Times New Roman" w:hAnsi="Times New Roman" w:cs="Times New Roman"/>
-          <w:i/>
-          <w:color w:val="FF0000"/>
-          <w:sz w:val="24"/>
-          <w:szCs w:val="24"/>
+          <w:sz w:val="24"/>
+          <w:szCs w:val="24"/>
+        </w:rPr>
+        <w:t>По всіх краях світу поширилась пам'ять Праотців,* сповнена істинним світлом й опромінена зорями благодаті.* Бо Христос, як пр</w:t>
+      </w:r>
+      <w:r>
+        <w:rPr>
+          <w:rFonts w:ascii="Times New Roman" w:eastAsia="Times New Roman" w:hAnsi="Times New Roman" w:cs="Times New Roman"/>
+          <w:sz w:val="24"/>
+          <w:szCs w:val="24"/>
+        </w:rPr>
+        <w:t>омінне Сонце, засіяв з висоти* і здалеку веде з собою ясне сузір’я, яке він засвітив.* Наближається Різдво Богочоловіка у Вифлеємі,* тож вірою ликуймо, побожно оплескуючи його народження,* як хвалу передсвяткову.</w:t>
+      </w:r>
+    </w:p>
+    <w:p>
+      <w:pPr>
+        <w:spacing w:after="120"/>
+        <w:jc w:val="both"/>
+      </w:pPr>
+      <w:r>
+        <w:rPr>
+          <w:rFonts w:ascii="Times New Roman" w:hAnsi="Times New Roman"/>
+          <w:i/>
+          <w:color w:val="FF0000"/>
+          <w:sz w:val="24"/>
         </w:rPr>
         <w:t>Стих:</w:t>
       </w:r>
       <w:r>
         <w:rPr>
-          <w:rFonts w:ascii="Times New Roman" w:eastAsia="Times New Roman" w:hAnsi="Times New Roman" w:cs="Times New Roman"/>
-          <w:i/>
-          <w:sz w:val="24"/>
-          <w:szCs w:val="24"/>
+          <w:rFonts w:ascii="Times New Roman" w:hAnsi="Times New Roman"/>
+          <w:i/>
+          <w:sz w:val="24"/>
         </w:rPr>
         <w:t xml:space="preserve"> </w:t>
       </w:r>
       <w:r>
         <w:rPr>
-          <w:rFonts w:ascii="Times New Roman" w:eastAsia="Times New Roman" w:hAnsi="Times New Roman" w:cs="Times New Roman"/>
-          <w:sz w:val="24"/>
-          <w:szCs w:val="24"/>
-        </w:rPr>
-        <w:t>Хваліте Господа всі народи!* Прославляйте його всі люди!</w:t>
+          <w:rFonts w:ascii="Times New Roman" w:hAnsi="Times New Roman"/>
+          <w:sz w:val="24"/>
+          <w:u w:val="single"/>
+        </w:rPr>
+        <w:t>Вели́ке</w:t>
+      </w:r>
+      <w:r>
+        <w:rPr>
+          <w:rFonts w:ascii="Times New Roman" w:hAnsi="Times New Roman"/>
+          <w:sz w:val="24"/>
+          <w:u w:val="single"/>
+        </w:rPr>
+        <w:t xml:space="preserve"> </w:t>
+      </w:r>
+      <w:r>
+        <w:rPr>
+          <w:rFonts w:ascii="Times New Roman" w:hAnsi="Times New Roman"/>
+          <w:sz w:val="24"/>
+          <w:u w:val="single"/>
+        </w:rPr>
+        <w:t>бо</w:t>
+      </w:r>
+      <w:r>
+        <w:rPr>
+          <w:rFonts w:ascii="Times New Roman" w:hAnsi="Times New Roman"/>
+          <w:sz w:val="24"/>
+          <w:u w:val="single"/>
+        </w:rPr>
+        <w:t xml:space="preserve"> </w:t>
+      </w:r>
+      <w:r>
+        <w:rPr>
+          <w:rFonts w:ascii="Times New Roman" w:hAnsi="Times New Roman"/>
+          <w:sz w:val="24"/>
+          <w:u w:val="single"/>
+        </w:rPr>
+        <w:t>до</w:t>
+      </w:r>
+      <w:r>
+        <w:rPr>
+          <w:rFonts w:ascii="Times New Roman" w:hAnsi="Times New Roman"/>
+          <w:sz w:val="24"/>
+          <w:u w:val="single"/>
+        </w:rPr>
+        <w:t xml:space="preserve"> </w:t>
+      </w:r>
+      <w:r>
+        <w:rPr>
+          <w:rFonts w:ascii="Times New Roman" w:hAnsi="Times New Roman"/>
+          <w:sz w:val="24"/>
+          <w:u w:val="single"/>
+        </w:rPr>
+        <w:t>нас</w:t>
+      </w:r>
+      <w:r>
+        <w:rPr>
+          <w:rFonts w:ascii="Times New Roman" w:hAnsi="Times New Roman"/>
+          <w:sz w:val="24"/>
+          <w:u w:val="single"/>
+        </w:rPr>
+        <w:t xml:space="preserve"> </w:t>
+      </w:r>
+      <w:r>
+        <w:rPr>
+          <w:rFonts w:ascii="Times New Roman" w:hAnsi="Times New Roman"/>
+          <w:sz w:val="24"/>
+          <w:u w:val="single"/>
+        </w:rPr>
+        <w:t>Його́</w:t>
+      </w:r>
+      <w:r>
+        <w:rPr>
+          <w:rFonts w:ascii="Times New Roman" w:hAnsi="Times New Roman"/>
+          <w:sz w:val="24"/>
+          <w:u w:val="single"/>
+        </w:rPr>
+        <w:t xml:space="preserve"> </w:t>
+      </w:r>
+      <w:r>
+        <w:rPr>
+          <w:rFonts w:ascii="Times New Roman" w:hAnsi="Times New Roman"/>
+          <w:sz w:val="24"/>
+          <w:u w:val="single"/>
+        </w:rPr>
+        <w:t>милосе́рдя,*</w:t>
+      </w:r>
+      <w:r>
+        <w:rPr>
+          <w:rFonts w:ascii="Times New Roman" w:hAnsi="Times New Roman"/>
+          <w:sz w:val="24"/>
+          <w:u w:val="single"/>
+        </w:rPr>
+        <w:t xml:space="preserve"> </w:t>
+      </w:r>
+      <w:r>
+        <w:rPr>
+          <w:rFonts w:ascii="Times New Roman" w:hAnsi="Times New Roman"/>
+          <w:sz w:val="24"/>
+          <w:u w:val="single"/>
+        </w:rPr>
+        <w:t>і</w:t>
+      </w:r>
+      <w:r>
+        <w:rPr>
+          <w:rFonts w:ascii="Times New Roman" w:hAnsi="Times New Roman"/>
+          <w:sz w:val="24"/>
+          <w:u w:val="single"/>
+        </w:rPr>
+        <w:t xml:space="preserve"> </w:t>
+      </w:r>
+      <w:r>
+        <w:rPr>
+          <w:rFonts w:ascii="Times New Roman" w:hAnsi="Times New Roman"/>
+          <w:sz w:val="24"/>
+          <w:u w:val="single"/>
+        </w:rPr>
+        <w:t>ві́рність</w:t>
+      </w:r>
+      <w:r>
+        <w:rPr>
+          <w:rFonts w:ascii="Times New Roman" w:hAnsi="Times New Roman"/>
+          <w:sz w:val="24"/>
+          <w:u w:val="single"/>
+        </w:rPr>
+        <w:t xml:space="preserve"> </w:t>
+      </w:r>
+      <w:r>
+        <w:rPr>
+          <w:rFonts w:ascii="Times New Roman" w:hAnsi="Times New Roman"/>
+          <w:sz w:val="24"/>
+          <w:u w:val="single"/>
+        </w:rPr>
+        <w:t>Го́спода</w:t>
+      </w:r>
+      <w:r>
+        <w:rPr>
+          <w:rFonts w:ascii="Times New Roman" w:hAnsi="Times New Roman"/>
+          <w:sz w:val="24"/>
+          <w:u w:val="single"/>
+        </w:rPr>
+        <w:t xml:space="preserve"> </w:t>
+      </w:r>
+      <w:r>
+        <w:rPr>
+          <w:rFonts w:ascii="Times New Roman" w:hAnsi="Times New Roman"/>
+          <w:sz w:val="24"/>
+          <w:u w:val="single"/>
+        </w:rPr>
+        <w:t>пові́ки.</w:t>
       </w:r>
     </w:p>
     <w:p>
@@ -3715,15 +4919,15 @@
           <w:sz w:val="24"/>
           <w:szCs w:val="24"/>
         </w:rPr>
-        <w:t>По всіх краях світу поширилась пам'ять Праотців,* сповнена істинним світлом й опромінена зорями благодаті.* Бо Христос, як пр</w:t>
-      </w:r>
-      <w:r>
-        <w:rPr>
-          <w:rFonts w:ascii="Times New Roman" w:eastAsia="Times New Roman" w:hAnsi="Times New Roman" w:cs="Times New Roman"/>
-          <w:sz w:val="24"/>
-          <w:szCs w:val="24"/>
-        </w:rPr>
-        <w:t>омінне Сонце, засіяв з висоти* і здалеку веде з собою ясне сузір’я, яке він засвітив.* Наближається Різдво Богочоловіка у Вифлеємі,* тож вірою ликуймо, побожно оплескуючи його народження,* як хвалу передсвяткову.</w:t>
+        <w:t>Красуються славою божественної співучасти:* Адам радіє нині, як основа й сила мудрих Праотців;* співликує Авель і веселиться Енох;* радіє Сит із Ноєм, співає з патріярхами славний Авраам,* а Мелхіседек бачить сьогодні чудесне народже</w:t>
+      </w:r>
+      <w:r>
+        <w:rPr>
+          <w:rFonts w:ascii="Times New Roman" w:eastAsia="Times New Roman" w:hAnsi="Times New Roman" w:cs="Times New Roman"/>
+          <w:sz w:val="24"/>
+          <w:szCs w:val="24"/>
+        </w:rPr>
+        <w:t>ння.* Тому і ми, звершуючи пам'ять Христових Праотців,* молимось за спасіння душ наших.</w:t>
       </w:r>
     </w:p>
     <w:p>
@@ -3739,70 +4943,6 @@
       <w:r>
         <w:rPr>
           <w:rFonts w:ascii="Times New Roman" w:eastAsia="Times New Roman" w:hAnsi="Times New Roman" w:cs="Times New Roman"/>
-          <w:i/>
-          <w:color w:val="FF0000"/>
-          <w:sz w:val="24"/>
-          <w:szCs w:val="24"/>
-        </w:rPr>
-        <w:t xml:space="preserve">Стих: </w:t>
-      </w:r>
-      <w:r>
-        <w:rPr>
-          <w:rFonts w:ascii="Times New Roman" w:eastAsia="Times New Roman" w:hAnsi="Times New Roman" w:cs="Times New Roman"/>
-          <w:sz w:val="24"/>
-          <w:szCs w:val="24"/>
-        </w:rPr>
-        <w:t>Велике бо до нас його милосердя, і ві</w:t>
-      </w:r>
-      <w:r>
-        <w:rPr>
-          <w:rFonts w:ascii="Times New Roman" w:eastAsia="Times New Roman" w:hAnsi="Times New Roman" w:cs="Times New Roman"/>
-          <w:sz w:val="24"/>
-          <w:szCs w:val="24"/>
-        </w:rPr>
-        <w:t>рність Господа повіки.</w:t>
-      </w:r>
-    </w:p>
-    <w:p>
-      <w:pPr>
-        <w:spacing w:after="120" w:line="240" w:lineRule="auto"/>
-        <w:jc w:val="both"/>
-        <w:rPr>
-          <w:rFonts w:ascii="Times New Roman" w:eastAsia="Times New Roman" w:hAnsi="Times New Roman" w:cs="Times New Roman"/>
-          <w:sz w:val="24"/>
-          <w:szCs w:val="24"/>
-        </w:rPr>
-      </w:pPr>
-      <w:r>
-        <w:rPr>
-          <w:rFonts w:ascii="Times New Roman" w:eastAsia="Times New Roman" w:hAnsi="Times New Roman" w:cs="Times New Roman"/>
-          <w:sz w:val="24"/>
-          <w:szCs w:val="24"/>
-        </w:rPr>
-        <w:t>Красуються славою божественної співучасти:* Адам радіє нині, як основа й сила мудрих Праотців;* співликує Авель і веселиться Енох;* радіє Сит із Ноєм, співає з патріярхами славний Авраам,* а Мелхіседек бачить сьогодні чудесне народже</w:t>
-      </w:r>
-      <w:r>
-        <w:rPr>
-          <w:rFonts w:ascii="Times New Roman" w:eastAsia="Times New Roman" w:hAnsi="Times New Roman" w:cs="Times New Roman"/>
-          <w:sz w:val="24"/>
-          <w:szCs w:val="24"/>
-        </w:rPr>
-        <w:t>ння.* Тому і ми, звершуючи пам'ять Христових Праотців,* молимось за спасіння душ наших.</w:t>
-      </w:r>
-    </w:p>
-    <w:p>
-      <w:pPr>
-        <w:spacing w:after="120" w:line="240" w:lineRule="auto"/>
-        <w:jc w:val="both"/>
-        <w:rPr>
-          <w:rFonts w:ascii="Times New Roman" w:eastAsia="Times New Roman" w:hAnsi="Times New Roman" w:cs="Times New Roman"/>
-          <w:sz w:val="24"/>
-          <w:szCs w:val="24"/>
-        </w:rPr>
-      </w:pPr>
-      <w:r>
-        <w:rPr>
-          <w:rFonts w:ascii="Times New Roman" w:eastAsia="Times New Roman" w:hAnsi="Times New Roman" w:cs="Times New Roman"/>
           <w:b/>
           <w:sz w:val="24"/>
           <w:szCs w:val="24"/>
@@ -3825,7 +4965,7 @@
           <w:sz w:val="24"/>
           <w:szCs w:val="24"/>
         </w:rPr>
-        <w:t>(г. 6):</w:t>
+        <w:t>(г. 6):</w:t>
       </w:r>
       <w:r>
         <w:rPr>
@@ -5878,7 +7018,7 @@
           <w:sz w:val="24"/>
           <w:szCs w:val="24"/>
         </w:rPr>
-        <w:t>(г. 3):</w:t>
+        <w:t>(г. 3):</w:t>
       </w:r>
       <w:r>
         <w:rPr>
@@ -12864,7 +14004,7 @@
           <w:sz w:val="24"/>
           <w:szCs w:val="24"/>
         </w:rPr>
-        <w:t>(3 р.)</w:t>
+        <w:t>(3 р.)</w:t>
       </w:r>
       <w:r>
         <w:rPr>
@@ -13984,7 +15124,7 @@
           <w:sz w:val="24"/>
           <w:szCs w:val="24"/>
         </w:rPr>
-        <w:t>Ірмос 1</w:t>
+        <w:t>Ірмос 1</w:t>
       </w:r>
       <w:r>
         <w:rPr>
@@ -14168,7 +15308,7 @@
           <w:sz w:val="24"/>
           <w:szCs w:val="24"/>
         </w:rPr>
-        <w:t>Ірмос 3</w:t>
+        <w:t>Ірмос 3</w:t>
       </w:r>
       <w:r>
         <w:rPr>
@@ -14573,7 +15713,7 @@
           <w:sz w:val="24"/>
           <w:szCs w:val="24"/>
         </w:rPr>
-        <w:t>Кондак (г. 6):</w:t>
+        <w:t>Кондак (г. 6):</w:t>
       </w:r>
       <w:r>
         <w:rPr>
@@ -14624,7 +15764,7 @@
           <w:sz w:val="24"/>
           <w:szCs w:val="24"/>
         </w:rPr>
-        <w:t>Ірмос 4</w:t>
+        <w:t>Ірмос 4</w:t>
       </w:r>
       <w:r>
         <w:rPr>
@@ -14803,8 +15943,7 @@
           <w:sz w:val="24"/>
           <w:szCs w:val="24"/>
         </w:rPr>
-        <w:lastRenderedPageBreak/>
-        <w:t>Ірмос 5</w:t>
+        <w:t>Ірмос 5</w:t>
       </w:r>
       <w:r>
         <w:rPr>
@@ -14991,7 +16130,7 @@
           <w:sz w:val="24"/>
           <w:szCs w:val="24"/>
         </w:rPr>
-        <w:t>Ірмос 6</w:t>
+        <w:t>Ірмос 6</w:t>
       </w:r>
       <w:r>
         <w:rPr>
@@ -15451,7 +16590,7 @@
           <w:sz w:val="24"/>
           <w:szCs w:val="24"/>
         </w:rPr>
-        <w:t>Ірмос 7</w:t>
+        <w:t>Ірмос 7</w:t>
       </w:r>
       <w:r>
         <w:rPr>
@@ -15638,7 +16777,7 @@
           <w:sz w:val="24"/>
           <w:szCs w:val="24"/>
         </w:rPr>
-        <w:t>Ірмос 8</w:t>
+        <w:t>Ірмос 8</w:t>
       </w:r>
       <w:r>
         <w:rPr>
@@ -16137,7 +17276,7 @@
           <w:sz w:val="24"/>
           <w:szCs w:val="24"/>
         </w:rPr>
-        <w:t>Ірмос (г. 1):</w:t>
+        <w:t>Ірмос (г. 1):</w:t>
       </w:r>
       <w:r>
         <w:rPr>
@@ -17487,7 +18626,7 @@
           <w:sz w:val="24"/>
           <w:szCs w:val="24"/>
         </w:rPr>
-        <w:t>(г. 8):</w:t>
+        <w:t>(г. 8):</w:t>
       </w:r>
       <w:sdt>
         <w:sdtPr>
@@ -17636,7 +18775,7 @@
           <w:sz w:val="24"/>
           <w:szCs w:val="24"/>
         </w:rPr>
-        <w:t>(г. 3):</w:t>
+        <w:t>(г. 3):</w:t>
       </w:r>
       <w:r>
         <w:rPr>
@@ -17719,7 +18858,7 @@
           <w:sz w:val="24"/>
           <w:szCs w:val="24"/>
         </w:rPr>
-        <w:t>(г. 7):</w:t>
+        <w:t>(г. 7):</w:t>
       </w:r>
       <w:r>
         <w:rPr>
